--- a/docx/35岁孕妇吃冰箱剩菜后去世.docx
+++ b/docx/35岁孕妇吃冰箱剩菜后去世.docx
@@ -22,10 +22,65 @@
         <w:rPr>
           <w:rFonts w:hint="eastAsia"/>
         </w:rPr>
-        <w:t xml:space="preserve">那个晚上，冰箱里还剩半盘前天没吃完的炒青菜。35岁的孕妇李梅（化名）热了热，就着米饭吃了下去。她没觉得有什么不对——剩菜而已，谁家不吃呢？第二天早上，她开始腹痛、呕吐，家人以为是孕期的正常反应。等到第三天高烧不退、意识模糊送进医院时，医生在重症监护室门口对家属摇头：“李斯特菌感染，引发败血症，大人和孩子都没保住。”一个普通的家庭，一个即将到来的新生命，因为半盘剩菜，戛然而止。这个新闻像一根细针，扎进了无数家庭最日常的生活里——我们谁没吃过冰箱里的剩菜？</w:t>
-      </w:r>
-      <w:r>
-        <w:t xml:space="preserve"> </w:t>
+        <w:t xml:space="preserve">那个晚上，冰箱里还剩半盘前天没吃完的炒青菜。</w:t>
+      </w:r>
+    </w:p>
+    <w:p>
+      <w:pPr>
+        <w:pStyle w:val="BodyText"/>
+      </w:pPr>
+      <w:r>
+        <w:rPr>
+          <w:rFonts w:hint="eastAsia"/>
+        </w:rPr>
+        <w:t xml:space="preserve">35岁的孕妇李梅（化名）热了热，就着米饭吃了下去。</w:t>
+      </w:r>
+    </w:p>
+    <w:p>
+      <w:pPr>
+        <w:pStyle w:val="BodyText"/>
+      </w:pPr>
+      <w:r>
+        <w:rPr>
+          <w:rFonts w:hint="eastAsia"/>
+        </w:rPr>
+        <w:t xml:space="preserve">她没觉得有什么不对——剩菜而已，谁家不吃呢？</w:t>
+      </w:r>
+    </w:p>
+    <w:p>
+      <w:pPr>
+        <w:pStyle w:val="BodyText"/>
+      </w:pPr>
+      <w:r>
+        <w:rPr>
+          <w:rFonts w:hint="eastAsia"/>
+        </w:rPr>
+        <w:t xml:space="preserve">第二天早上，她开始腹痛、呕吐，家人以为是孕期的正常反应。</w:t>
+      </w:r>
+    </w:p>
+    <w:p>
+      <w:pPr>
+        <w:pStyle w:val="BodyText"/>
+      </w:pPr>
+      <w:r>
+        <w:rPr>
+          <w:rFonts w:hint="eastAsia"/>
+        </w:rPr>
+        <w:t xml:space="preserve">等到第三天高烧不退、意识模糊送进医院时，医生在重症监护室门口对家属摇头：“李斯特菌感染，引发败血症，大人和孩子都没保住。</w:t>
+      </w:r>
+    </w:p>
+    <w:p>
+      <w:pPr>
+        <w:pStyle w:val="BodyText"/>
+      </w:pPr>
+      <w:r>
+        <w:rPr>
+          <w:rFonts w:hint="eastAsia"/>
+        </w:rPr>
+        <w:t xml:space="preserve">“一个普通的家庭，一个即将到来的新生命，因为半盘剩菜，戛然而止。这个新闻像一根细针，扎进了无数家庭最日常的生活里——我们谁没吃过冰箱里的剩菜？</w:t>
+      </w:r>
+      <w:r>
+        <w:br/>
       </w:r>
       <w:r>
         <w:drawing>
@@ -37,7 +92,7 @@
               <a:graphicData uri="http://schemas.openxmlformats.org/drawingml/2006/picture">
                 <pic:pic>
                   <pic:nvPicPr>
-                    <pic:cNvPr descr="https://s.coze.cn/t/LwCadlr5w48/" id="11" name="Picture"/>
+                    <pic:cNvPr descr="C:/Users/cqj55/Desktop/头条文章/md/35岁孕妇吃冰箱剩菜后去世/media/image1.png" id="11" name="Picture"/>
                     <pic:cNvPicPr>
                       <a:picLocks noChangeArrowheads="1" noChangeAspect="1"/>
                     </pic:cNvPicPr>
@@ -78,10 +133,10 @@
         <w:rPr>
           <w:rFonts w:hint="eastAsia"/>
         </w:rPr>
-        <w:t xml:space="preserve">为什么是这盘剩菜？为什么是这个孕妇？表面看是偶然，深挖却是多重“分寸感”的失守。李梅可能觉得“热透了就没事”，这是对现代食品安全认知的分寸失守；家人可能觉得“孕妇娇气啥”，这是对特殊群体脆弱性认知的分寸失守；更深层，是一种“过日子就要省”的生存哲学，在物质丰裕时代与科学常识的碰撞。我们习惯用“不干不净，吃了没病”来化解对剩食的疑虑，用“以前都这样”来对抗现代医学的警告。这背后，是一种将“节俭”置于“安全”之上的价值排序，一种在生活压力下对风险的有意无意忽视。吃剩菜不是问题，问题是在“知道有风险”和“觉得没必要”之间，我们常常选择了后者。</w:t>
-      </w:r>
-      <w:r>
-        <w:t xml:space="preserve"> </w:t>
+        <w:t xml:space="preserve">为什么是这盘剩菜？为什么是这个孕妇？表面看是偶然，深挖却是多重”分寸感”的失守。李梅可能觉得”热透了就没事”，这是对现代食品安全认知的分寸失守；家人可能觉得”孕妇娇气啥”，这是对特殊群体脆弱性认知的分寸失守；更深层，是一种”过日子就要省”的生存哲学，在物质丰裕时代与科学常识的碰撞。我们习惯用”不干不净，吃了没病”来化解对剩食的疑虑，用”以前都这样”来对抗现代医学的警告。这背后，是一种将”节俭”置于”安全”之上的价值排序，一种在生活压力下对风险的有意无意忽视。吃剩菜不是问题，问题是在”知道有风险”和”觉得没必要”之间，我们常常选择了后者。</w:t>
+      </w:r>
+      <w:r>
+        <w:br/>
       </w:r>
       <w:r>
         <w:drawing>
@@ -93,7 +148,7 @@
               <a:graphicData uri="http://schemas.openxmlformats.org/drawingml/2006/picture">
                 <pic:pic>
                   <pic:nvPicPr>
-                    <pic:cNvPr descr="https://s.coze.cn/t/FRjtdO9sFSg/" id="14" name="Picture"/>
+                    <pic:cNvPr descr="C:/Users/cqj55/Desktop/头条文章/md/35岁孕妇吃冰箱剩菜后去世/media/image2.png" id="14" name="Picture"/>
                     <pic:cNvPicPr>
                       <a:picLocks noChangeArrowheads="1" noChangeAspect="1"/>
                     </pic:cNvPicPr>
@@ -134,10 +189,22 @@
         <w:rPr>
           <w:rFonts w:hint="eastAsia"/>
         </w:rPr>
-        <w:t xml:space="preserve">李梅的悲剧不是孤例。它让人想起每年夏天因隔夜西瓜、凉拌菜进医院的新闻，想起“外卖焦虑”与“厨房辛劳”之间的两难，更指向一个普遍的社会心态：在“内卷”与“通胀”的双重挤压下，普通人对生活控制感的丧失。我们精打细算每一分钱，却可能模糊了健康风险的边界；我们追逐效率与便利，却把最基础的食品安全交给了侥幸。这不是简单的“无知”，而是一种被异化的生活理性——当“划算”成为压倒性的考量，“安全”就成了可以妥协的代价。从隔夜菜到预制菜，从农产品残留到添加剂争议，我们的餐桌从未像今天这样，充满丰盛的困惑与隐形的代价。</w:t>
-      </w:r>
-      <w:r>
-        <w:t xml:space="preserve"> </w:t>
+        <w:t xml:space="preserve">李梅的悲剧不是孤例。它让人想起每年夏天因隔夜西瓜、凉拌菜进医院的新闻，想起”外卖焦虑”与”厨房辛劳”之间的两难，更指向一个普遍的社会心态：在”内卷”与”通胀”的双重挤压下，普通人对生活控制感的丧失。我们精打细算每一分钱，却可能模糊了健康风险的边界；我们追逐效率与便利，却把最基础的食品安全交给了侥幸。这不是简单的”无知”，而是一种被异化的生活理性——当”划算”成为压倒性的考量，</w:t>
+      </w:r>
+      <w:r>
+        <w:rPr>
+          <w:rFonts w:hint="eastAsia"/>
+        </w:rPr>
+        <w:t xml:space="preserve">“安全”</w:t>
+      </w:r>
+      <w:r>
+        <w:rPr>
+          <w:rFonts w:hint="eastAsia"/>
+        </w:rPr>
+        <w:t xml:space="preserve">就成了可以妥协的代价。从隔夜菜到预制菜，从农产品残留到添加剂争议，我们的餐桌从未像今天这样，充满丰盛的困惑与隐形的代价。</w:t>
+      </w:r>
+      <w:r>
+        <w:br/>
       </w:r>
       <w:r>
         <w:drawing>
@@ -149,7 +216,7 @@
               <a:graphicData uri="http://schemas.openxmlformats.org/drawingml/2006/picture">
                 <pic:pic>
                   <pic:nvPicPr>
-                    <pic:cNvPr descr="https://s.coze.cn/t/sgbXICWuQRQ/" id="17" name="Picture"/>
+                    <pic:cNvPr descr="C:/Users/cqj55/Desktop/头条文章/md/35岁孕妇吃冰箱剩菜后去世/media/image3.png" id="17" name="Picture"/>
                     <pic:cNvPicPr>
                       <a:picLocks noChangeArrowheads="1" noChangeAspect="1"/>
                     </pic:cNvPicPr>
@@ -190,10 +257,10 @@
         <w:rPr>
           <w:rFonts w:hint="eastAsia"/>
         </w:rPr>
-        <w:t xml:space="preserve">说到底，一碟剩菜引发的悲剧，拷问的不是冰箱的温度，而是我们对待生活与生命的温度。在追求“体面”生活的狂奔中，是否遗忘了守护生命最基本的“本真”？真正的节俭，不是牺牲健康去节省几片菜叶，而是让每一份资源，包括我们自己的身体，都得到恰如其分的珍视。告别对剩菜的盲目信任，不是生活的娇贵化，而是风险意识的现代化。生活需要精打细算，但健康与安全的底线，从来不该是那个被算计的变量。最后，愿这样的悲剧不再重演——我们对生活的热爱，理应配得上更周全的守护。毕竟，最好的“意头”，是一家人的平安与温热，在每一天的餐桌上。</w:t>
-      </w:r>
-      <w:r>
-        <w:t xml:space="preserve"> </w:t>
+        <w:t xml:space="preserve">说到底，一碟剩菜引发的悲剧，拷问的不是冰箱的温度，而是我们对待生活与生命的温度。在追求”体面”生活的狂奔中，是否遗忘了守护生命最基本的”本真”？真正的节俭，不是牺牲健康去节省几片菜叶，而是让每一份资源，包括我们自己的身体，都得到恰如其分的珍视。告别对剩菜的盲目信任，不是生活的娇贵化，而是风险意识的现代化。生活需要精打细算，但健康与安全的底线，从来不该是那个被算计的变量。最后，愿这样的悲剧不再重演——我们对生活的热爱，理应配得上更周全的守护。毕竟，最好的”意头”，是一家人的平安与温热，在每一天的餐桌上。</w:t>
+      </w:r>
+      <w:r>
+        <w:br/>
       </w:r>
       <w:r>
         <w:drawing>
@@ -205,7 +272,7 @@
               <a:graphicData uri="http://schemas.openxmlformats.org/drawingml/2006/picture">
                 <pic:pic>
                   <pic:nvPicPr>
-                    <pic:cNvPr descr="https://s.coze.cn/t/rXBfwi-xOgc/" id="20" name="Picture"/>
+                    <pic:cNvPr descr="C:/Users/cqj55/Desktop/头条文章/md/35岁孕妇吃冰箱剩菜后去世/media/image4.png" id="20" name="Picture"/>
                     <pic:cNvPicPr>
                       <a:picLocks noChangeArrowheads="1" noChangeAspect="1"/>
                     </pic:cNvPicPr>
